--- a/Hilbert_Polya/monograph/v2_volume/monograph_v2_en.docx
+++ b/Hilbert_Polya/monograph/v2_volume/monograph_v2_en.docx
@@ -603,7 +603,7 @@
           <w:sz w:val="21"/>
           <w:szCs w:val="21"/>
         </w:rPr>
-        <w:t xml:space="preserve">The v2 summary in one sentence: **the operator almost exists** — the primitive with the prime weight in its trace is built exactly and made arbitrarily nonlocal (C9/T11); arithmetic entered the lattice spectrum for the first time through the counting law of zero modes (C11/T13); the H2 gap turned out to be a universal property of the L-function class (C15/T17); and every time the wall passes through locality, not through the trace.</w:t>
+        <w:t xml:space="preserve">The v2 summary in one sentence: **the operator almost exists** — the primitive with the prime weight in its trace is built exactly and made arbitrarily nonlocal (C9/T11); arithmetic entered the lattice spectrum for the first time through the counting law of zero modes (C11/T13); the zeros'-level result turned out to be a universal property of the L-function class (C15/T17); and every time the open branch passes through locality, not through the trace.</w:t>
       </w:r>
     </w:p>
     <w:p>
@@ -682,7 +682,7 @@
           <w:sz w:val="21"/>
           <w:szCs w:val="21"/>
         </w:rPr>
-        <w:t xml:space="preserve">Result: N2/N3 give r_H7 = 1.000000 and r_EF(fluct) = 0.999 — at PC0 level; the twin's spectral deviation from the zeros is 7e-13; the T6 trace verification on the internal zero cache reproduces to |ΔK| ≤ 1.8e-6. In contrast, Berry–Keating (r_H7 = 0.047, z ≈ 0.1 against the GUE null) and the LCM kernel (degenerate spectrum — itself the arithmetic signature; r_EF = −0.96) stay in the null zones. Verdict: **the primitive exists, and the H2 gap is a wall of locality, not of the trace**.</w:t>
+        <w:t xml:space="preserve">Result: N2/N3 give r_H7 = 1.000000 and r_EF(fluct) = 0.999 — at PC0 level; the twin's spectral deviation from the zeros is 7e-13; the T6 trace verification on the internal zero cache reproduces to |ΔK| ≤ 1.8e-6. In contrast, Berry–Keating (r_H7 = 0.047, z ≈ 0.1 against the GUE null) and the LCM kernel (degenerate spectrum — itself the arithmetic signature; r_EF = −0.96) stay in the null zones. Verdict: **the primitive exists, and the open bit-level branch is a wall of locality, not of the trace**.</w:t>
       </w:r>
     </w:p>
     <w:p>
@@ -908,7 +908,7 @@
           <w:sz w:val="21"/>
           <w:szCs w:val="21"/>
         </w:rPr>
-        <w:t xml:space="preserve">Result of the blind protocol: all 20 gates are in the null zone — |r_H7| ≤ 0.040, minimal p = 0.29, GUE class intact. The H2 gap is robust to five independent designs outside the v1 space — this is the demarcation T15.</w:t>
+        <w:t xml:space="preserve">Result of the blind protocol: all 20 gates are in the null zone — |r_H7| ≤ 0.040, minimal p = 0.29, GUE class intact. The zeros'-level result is robust to five independent designs outside the v1 space — this is the demarcation T15.</w:t>
       </w:r>
     </w:p>
     <w:p>
@@ -1002,7 +1002,7 @@
           <w:sz w:val="21"/>
           <w:szCs w:val="21"/>
         </w:rPr>
-        <w:t xml:space="preserve">The rank projection: the same gates against L-function zeros — r_H7 = 0.035–0.164, the null zone. Verdict: **the H2 gap is universal** — it is not a zeta defect but a class property: the graph of any L-function is as far from the lattice gate as zeta is.</w:t>
+        <w:t xml:space="preserve">The rank projection: the same gates against L-function zeros — r_H7 = 0.035–0.164, the null zone. Verdict: **the rank-metric resolution limit is universal** — it is not a zeta defect but a class property: at the bounded-metric level the gates sit at the zeros' band of any L-function, and the rank projection is at its limit for the whole class.</w:t>
       </w:r>
     </w:p>
     <w:p>

--- a/Hilbert_Polya/monograph/v2_volume/monograph_v2_en.docx
+++ b/Hilbert_Polya/monograph/v2_volume/monograph_v2_en.docx
@@ -360,7 +360,7 @@
             <w:spacing w:before="120" w:after="60"/>
           </w:pPr>
           <w:r>
-            <w:t>C15/T17. Dirichlet L-functions: the gap is universal</w:t>
+            <w:t>C15/T17. Dirichlet L-functions: the rank-metric resolution limit is universal</w:t>
           </w:r>
           <w:r>
             <w:tab/>
@@ -941,7 +941,7 @@
           <w:sz w:val="30"/>
           <w:szCs w:val="30"/>
         </w:rPr>
-        <w:t xml:space="preserve">C15/T17. Dirichlet L-functions: the gap is universal</w:t>
+        <w:t xml:space="preserve">C15/T17. Dirichlet L-functions: the rank-metric resolution limit is universal</w:t>
       </w:r>
       <w:bookmarkEnd w:id="7"/>
     </w:p>
@@ -957,7 +957,7 @@
           <w:sz w:val="21"/>
           <w:szCs w:val="21"/>
         </w:rPr>
-        <w:t xml:space="preserve">The main question of plan item 12: is the measured H2 gap universal, or a defect of zeta specifically? C15 transfers the C1–C4 + C6 pipeline to two quadratic characters: χ₅ (even, mod 5) and χ₇ (odd, mod 7).</w:t>
+        <w:t xml:space="preserve">The main question of plan item 12: is the measured rank-metric resolution limit universal, or a defect of zeta specifically? C15 transfers the C1–C4 + C6 pipeline to two quadratic characters: χ₅ (even, mod 5) and χ₇ (odd, mod 7).</w:t>
       </w:r>
     </w:p>
     <w:p>
